--- a/manuscript/ACK2026_medallion_draft.docx
+++ b/manuscript/ACK2026_medallion_draft.docx
@@ -89,7 +89,7 @@
           <w:sz w:val="18"/>
           <w:szCs w:val="18"/>
         </w:rPr>
-        <w:t xml:space="preserve">공공데이터는 같은 항목이 배포 세대마다 다른 표기로 제공되어, 분석마다 정제 코드를 새로 작성하게 만든다. 본 연구는 Bronze–Silver–Gold 계층과 명시적 Silver 계약을 갖춘 빌드 엔진을 구현하고, 서울시 아파트 실거래·전월세·따릉이 대여 3개 데이터셋(총 6,357,323행)에 적용해 세 가지를 측정했다. (1) 계약이 원천 표현의 무엇을 바꾸는가, (2) 계층을 저장하면 준비 코드와 재계산 비용이 어떻게 달라지는가, (3) 고정된 계약이 무엇을 재현하고 어디서 멈추는가. 계약은 데이터셋에 따라 역할 셀의 22.5~56.8%를 변경했고, 준비 코드는 Bronze 대비 Silver에서 40~32%, Gold에서 90~96% 줄었으며, 네 조건은 동일한 분석 결과에 도달했다. 10회 재빌드는 단일 다이제스트로 수렴했고, 의미를 파괴하는 변형 20건 중 12건은 거부됐으나 8건은 통과했다. 통과한 8건의 분해가 계약 언어의 현재 경계를 보여준다.</w:t>
+        <w:t xml:space="preserve">공공데이터는 같은 항목이 배포 세대마다 다른 표기로 제공되어, 분석마다 정제 코드를 새로 작성하게 만든다. 본 연구는 Bronze–Silver–Gold 계층과 명시적 Silver 계약을 갖춘 빌드 엔진을 구현하고, 서울시 아파트 실거래·전월세·따릉이 대여 3개 데이터셋(총 6,357,323행)에 적용해 세 가지를 측정했다. (1) 계약이 원천 표현의 무엇을 바꾸는가, (2) 계층을 저장하면 준비 코드와 재계산 비용이 어떻게 달라지는가, (3) 고정된 계약이 무엇을 재현하고 어디서 멈추는가. 계약은 데이터셋에 따라 역할 셀의 22.5~56.8%를 변경했다. 준비 코드는 계측 행을 제외했을 때 Bronze 대비 Silver에서 30~31% 줄었고, 네 조건은 동일한 분석 결과에 도달했다. 재계산은 무효화 지점에 따라 갈려, 분석 수준에서는 계층화가 최대 568배 빨랐으나 Silver 이상이 무효화되면 0.48~0.72배로 느렸다. 10회 재빌드는 단일 다이제스트로 수렴했고, 의미를 파괴하는 변형 20건 중 12건은 거부·8건은 통과했으며, 의미를 보존하는 변형 31건 중에서도 4건의 오거부와 1건의 무음 손상이 나왔다.</w:t>
       </w:r>
     </w:p>
     <w:p>
@@ -673,6 +673,30 @@
           <w:szCs w:val="18"/>
         </w:rPr>
         <w:t xml:space="preserve">measurement의 전제는 네 조건이 같은 분석 결과에 도달한다는 것이다. 이를 output_hash 일치로 확인했으며, 이는 연구 질문이 아니라 비용 비교의 타당성 조건이다. 재계산 비용은 무효화 범위를 S1(분석 수준)부터 S4(원천 수준)까지 네 단계로 나누어, pandas와 polars 두 엔진에서 warm-up 1회 후 5회를 교차 측정했다.</w:t>
+      </w:r>
+    </w:p>
+    <w:p>
+      <w:pPr>
+        <w:spacing w:after="60" w:line="240"/>
+        <w:jc w:val="both"/>
+      </w:pPr>
+      <w:r>
+        <w:rPr>
+          <w:rFonts w:ascii="함초롬바탕" w:cs="함초롬바탕" w:eastAsia="함초롬바탕" w:hAnsi="함초롬바탕"/>
+          <w:b/>
+          <w:bCs/>
+          <w:sz w:val="18"/>
+          <w:szCs w:val="18"/>
+        </w:rPr>
+        <w:t xml:space="preserve">준비 코드의 경계. </w:t>
+      </w:r>
+      <w:r>
+        <w:rPr>
+          <w:rFonts w:ascii="함초롬바탕" w:cs="함초롬바탕" w:eastAsia="함초롬바탕" w:hAnsi="함초롬바탕"/>
+          <w:sz w:val="18"/>
+          <w:szCs w:val="18"/>
+        </w:rPr>
+        <w:t xml:space="preserve">어느 행이 "준비"인지를 사후에 판단하지 않기 위해, 각 조건은 prepare() 메서드를 구현하고 계측은 그 메서드와 전용 헬퍼만 센다. 분석 함수는 조건별로 두지 않고 하나를 모든 조건에 그대로 넘긴다. 다만 prepare() 안에는 단계 경계를 기록하는 계측 행(ctx.step)이 조건마다 0~7행 포함되며, 그 수는 변환 단계 수에 비례하므로 조건 간에 균일하지 않다. 따라서 3.2절은 원시 LOC와 계측 행을 뺀 LOC를 함께 보고한다.</w:t>
       </w:r>
     </w:p>
     <w:p>
@@ -1336,7 +1360,31 @@
           <w:sz w:val="18"/>
           <w:szCs w:val="18"/>
         </w:rPr>
-        <w:t xml:space="preserve">준비 코드는 Bronze에서 Silver, Gold로 갈수록 단조 감소했다(T1: 20→12→2 LOC, T3: 50→34→2 LOC). monolithic은 Bronze와 비슷한 규모다(T1 16, T3 46). 네 조건 모두 동일한 output_hash를 산출해 equivalence gate를 통과했다.</w:t>
+        <w:t xml:space="preserve">네 조건 모두 동일한 output_hash를 산출해 equivalence gate를 통과했다. 준비 코드의 원시 LOC는 T1이 20→12→2, T3이 50→34→2로 계층을 올라갈수록 단조 감소했다. 그러나 이 수치에는 조건마다 다른 수의 계측 행이 섞여 있다. 계측 행을 빼면 Bronze→Silver 감소는 T1 13→9행(31%), T3 43→30행(30%)으로, 원시 값이 보여주던 40%·32%보다 작다.</w:t>
+      </w:r>
+    </w:p>
+    <w:p>
+      <w:pPr>
+        <w:spacing w:after="60" w:line="240"/>
+        <w:jc w:val="both"/>
+      </w:pPr>
+      <w:r>
+        <w:rPr>
+          <w:rFonts w:ascii="함초롬바탕" w:cs="함초롬바탕" w:eastAsia="함초롬바탕" w:hAnsi="함초롬바탕"/>
+          <w:b/>
+          <w:bCs/>
+          <w:sz w:val="18"/>
+          <w:szCs w:val="18"/>
+        </w:rPr>
+        <w:t xml:space="preserve">두 가지를 감소로 읽어서는 안 된다. </w:t>
+      </w:r>
+      <w:r>
+        <w:rPr>
+          <w:rFonts w:ascii="함초롬바탕" w:cs="함초롬바탕" w:eastAsia="함초롬바탕" w:hAnsi="함초롬바탕"/>
+          <w:sz w:val="18"/>
+          <w:szCs w:val="18"/>
+        </w:rPr>
+        <w:t xml:space="preserve">첫째, Gold의 2행은 성과가 아니라 정의다 — Gold는 분석 입력 형태로 미리 집계해 둔 계층이므로 준비 코드가 load 한 줄로 줄어드는 것은 동어반복이며, 집계 비용은 사라진 것이 아니라 빌드 시점으로 옮겨갔을 뿐이다. 둘째, monolithic은 원시 LOC로는 Bronze보다 작지만(T1 16 대 20, T3 46 대 50) 계측 행을 빼면 오히려 크거나 비슷하다(T1 15 대 13, T3 45 대 43). 즉 "계층화가 monolithic보다 준비 코드를 줄인다"는 결론은 이 측정으로 지지되지 않는다. 지지되는 것은 Bronze에서 Silver로 갈 때의 감소뿐이다.</w:t>
       </w:r>
     </w:p>
     <w:p>
@@ -2037,7 +2085,7 @@
           <w:sz w:val="18"/>
           <w:szCs w:val="18"/>
         </w:rPr>
-        <w:t xml:space="preserve">결과는 방향이 뚜렷하게 갈린다. 무효화가 분석이나 Gold에만 미치면 계층화가 빠르고(S1에서 최대 567배), Silver 이상이 무효화되면 오히려 느리다(0.48~0.72배). 후자는 계층화가 체크포인트를 쓰고 다시 읽는 비용을 추가로 치르기 때문이며, 이 방향은 4개 과제×엔진 셀과 5개 쌍 전부에서 동일했다. 즉 계층화의 이득은 재계산 빈도가 어디에 몰리는가에 달려 있다.</w:t>
+        <w:t xml:space="preserve">결과는 방향이 뚜렷하게 갈린다. 무효화가 분석이나 Gold에만 미치면 계층화가 빠르고(S1에서 최대 568배), Silver 이상이 무효화되면 오히려 느리다(0.48~0.72배). 후자는 계층화가 체크포인트를 쓰고 다시 읽는 비용을 추가로 치르기 때문이며, 이 방향은 4개 과제×엔진 셀과 5개 쌍 전부에서 동일했다. 즉 계층화의 이득은 재계산 빈도가 어디에 몰리는가에 달려 있다.</w:t>
       </w:r>
     </w:p>
     <w:p>
@@ -2667,7 +2715,31 @@
           <w:sz w:val="18"/>
           <w:szCs w:val="18"/>
         </w:rPr>
-        <w:t xml:space="preserve">통과한 8건의 분해가 이 실험의 핵심이다. 5건은 계약 언어가 표현할 수 있었으나 계약이 선언하지 않은 것이고, 3건만이 언어 자체의 한계다. 즉 무음 통과의 다수는 언어의 결함이 아니라 선언의 공백이며, 이는 도구가 아니라 계약 작성 관행으로 좁힐 수 있는 간격이다.</w:t>
+        <w:t xml:space="preserve">통과한 8건 중 5건은 계약 언어가 표현할 수 있었으나 계약이 선언하지 않은 것이고, 3건은 현재 언어로 표현할 수 없는 것이다. 다만 이 분류는 저자가 사후에 부여한 것이며 "표현 가능"의 기준도 저자가 정했다. 따라서 이 분해는 도구의 성능이 아니라, 남은 간격 중 어디까지가 작성 관행의 문제이고 어디부터가 언어 확장의 요구사항인지를 가르는 진단으로만 읽어야 한다.</w:t>
+      </w:r>
+    </w:p>
+    <w:p>
+      <w:pPr>
+        <w:spacing w:after="60" w:line="240"/>
+        <w:jc w:val="both"/>
+      </w:pPr>
+      <w:r>
+        <w:rPr>
+          <w:rFonts w:ascii="함초롬바탕" w:cs="함초롬바탕" w:eastAsia="함초롬바탕" w:hAnsi="함초롬바탕"/>
+          <w:b/>
+          <w:bCs/>
+          <w:sz w:val="18"/>
+          <w:szCs w:val="18"/>
+        </w:rPr>
+        <w:t xml:space="preserve">반대 방향의 오류. </w:t>
+      </w:r>
+      <w:r>
+        <w:rPr>
+          <w:rFonts w:ascii="함초롬바탕" w:cs="함초롬바탕" w:eastAsia="함초롬바탕" w:hAnsi="함초롬바탕"/>
+          <w:sz w:val="18"/>
+          <w:szCs w:val="18"/>
+        </w:rPr>
+        <w:t xml:space="preserve">의미를 보존하는 변형 31건에서는 26건이 올바르게 수용됐으나, 4건은 잘못 거부됐고(silver의 tabularize 2건, cast 1건, zfill 1건) 1건은 값이 바뀐 채 통과했다(T-P10, 28,777셀). 오거부 4건은 계약이 원천의 정상적인 표기 변이를 과도하게 좁게 선언한 경우로, 운영에서는 멀쩡한 세대를 거부하는 비용으로 나타난다. 무음 손상 1건은 거부 실패 8건과 같은 성격의 사각지대다. 요약하면 이 계약은 51건 중 38건에서 옳았고, 13건에서 틀렸으며, 그 틀림은 양방향이다.</w:t>
       </w:r>
     </w:p>
     <w:p>
@@ -2694,10 +2766,20 @@
       <w:r>
         <w:rPr>
           <w:rFonts w:ascii="함초롬바탕" w:cs="함초롬바탕" w:eastAsia="함초롬바탕" w:hAnsi="함초롬바탕"/>
-          <w:sz w:val="18"/>
-          <w:szCs w:val="18"/>
-        </w:rPr>
-        <w:t xml:space="preserve">T3의 조인 매칭률은 0.634로, 실거래와 전월세의 37%가 매칭되지 않았다. 원인은 두 원천의 단지명 표기 불일치이며, 계약은 단지명을 canonical 키로 정규화하지 않는다. 따라서 T3의 전세가율은 매칭된 부분집합에 대한 값이며, 서울시 전체를 대표하지 않는다.</w:t>
+          <w:b/>
+          <w:bCs/>
+          <w:sz w:val="18"/>
+          <w:szCs w:val="18"/>
+        </w:rPr>
+        <w:t xml:space="preserve">구성 타당도. </w:t>
+      </w:r>
+      <w:r>
+        <w:rPr>
+          <w:rFonts w:ascii="함초롬바탕" w:cs="함초롬바탕" w:eastAsia="함초롬바탕" w:hAnsi="함초롬바탕"/>
+          <w:sz w:val="18"/>
+          <w:szCs w:val="18"/>
+        </w:rPr>
+        <w:t xml:space="preserve">LOC는 개발 비용을 대표하지 않는다. 그래서 LOC 단독이 아니라 함수 수·변환 단계 수·실행 시간을 함께 보고했고, 3.2절에서 보듯 지표에 따라 결론이 달라진다 — 원시 LOC는 monolithic이 더 작다고, 계측 행을 뺀 LOC는 그렇지 않다고 말한다. 인적 노력에 대한 주장은 하지 않는다.</w:t>
       </w:r>
     </w:p>
     <w:p>
@@ -2708,10 +2790,20 @@
       <w:r>
         <w:rPr>
           <w:rFonts w:ascii="함초롬바탕" w:cs="함초롬바탕" w:eastAsia="함초롬바탕" w:hAnsi="함초롬바탕"/>
-          <w:sz w:val="18"/>
-          <w:szCs w:val="18"/>
-        </w:rPr>
-        <w:t xml:space="preserve">외부 공개 통계와의 대조는 수행하지 않았다. 전세가율은 분모(보증금/매매가)와 시점, 거래 필터를 어떻게 정의하느냐에 따라 값이 3.6%p 이동한다. 이 조건에서 대조를 수행하면 차이가 파이프라인에서 왔는지 정의에서 왔는지 분리할 수 없다.</w:t>
+          <w:b/>
+          <w:bCs/>
+          <w:sz w:val="18"/>
+          <w:szCs w:val="18"/>
+        </w:rPr>
+        <w:t xml:space="preserve">내적 타당도. </w:t>
+      </w:r>
+      <w:r>
+        <w:rPr>
+          <w:rFonts w:ascii="함초롬바탕" w:cs="함초롬바탕" w:eastAsia="함초롬바탕" w:hAnsi="함초롬바탕"/>
+          <w:sz w:val="18"/>
+          <w:szCs w:val="18"/>
+        </w:rPr>
+        <w:t xml:space="preserve">Gold가 분석의 답을 미리 담고 있으면 Gold에 유리한 실험이 된다. 이를 막기 위해 분석 함수는 조건별로 두지 않고 하나를 네 조건 모두에 그대로 넘겼으며, Gold에는 재사용 가능한 집계(자치구×월)까지만 두고 추세·전세가율 같은 최종 산출은 분석 함수에 남겼다. 그럼에도 Gold의 준비 코드 2행은 성과가 아니라 이 설계의 정의상 귀결이므로 감소 폭에서 제외해 읽어야 한다.</w:t>
       </w:r>
     </w:p>
     <w:p>
@@ -2722,10 +2814,68 @@
       <w:r>
         <w:rPr>
           <w:rFonts w:ascii="함초롬바탕" w:cs="함초롬바탕" w:eastAsia="함초롬바탕" w:hAnsi="함초롬바탕"/>
-          <w:sz w:val="18"/>
-          <w:szCs w:val="18"/>
-        </w:rPr>
-        <w:t xml:space="preserve">측정 대상은 서울시 3개 데이터셋과 2개 분석 과제로 한정된다. 다른 도메인·다른 배포 주기의 공공데이터로 일반화하려면 추가 측정이 필요하다. 인적 노력에 대한 주장은 하지 않는다 — LOC와 함수 수는 코드 규모의 지표이지 작성 난이도의 지표가 아니다.</w:t>
+          <w:b/>
+          <w:bCs/>
+          <w:sz w:val="18"/>
+          <w:szCs w:val="18"/>
+        </w:rPr>
+        <w:t xml:space="preserve">기준선 편향. </w:t>
+      </w:r>
+      <w:r>
+        <w:rPr>
+          <w:rFonts w:ascii="함초롬바탕" w:cs="함초롬바탕" w:eastAsia="함초롬바탕" w:hAnsi="함초롬바탕"/>
+          <w:sz w:val="18"/>
+          <w:szCs w:val="18"/>
+        </w:rPr>
+        <w:t xml:space="preserve">monolithic을 일부러 비효율적으로 구현하면 계층화가 유리해진다. 이를 막기 위해 monolithic은 특수 경로가 아니라 동일한 변환 헬퍼를 재사용하는 일반 조건으로 구현했고, 중간 산출을 저장하지 않는 것만이 차이다. 네 조건의 output_hash 일치가 이 동일성을 사후 검증한다.</w:t>
+      </w:r>
+    </w:p>
+    <w:p>
+      <w:pPr>
+        <w:spacing w:after="60" w:line="240"/>
+        <w:jc w:val="both"/>
+      </w:pPr>
+      <w:r>
+        <w:rPr>
+          <w:rFonts w:ascii="함초롬바탕" w:cs="함초롬바탕" w:eastAsia="함초롬바탕" w:hAnsi="함초롬바탕"/>
+          <w:b/>
+          <w:bCs/>
+          <w:sz w:val="18"/>
+          <w:szCs w:val="18"/>
+        </w:rPr>
+        <w:t xml:space="preserve">기준 통계 타당도. </w:t>
+      </w:r>
+      <w:r>
+        <w:rPr>
+          <w:rFonts w:ascii="함초롬바탕" w:cs="함초롬바탕" w:eastAsia="함초롬바탕" w:hAnsi="함초롬바탕"/>
+          <w:sz w:val="18"/>
+          <w:szCs w:val="18"/>
+        </w:rPr>
+        <w:t xml:space="preserve">외부 공식 통계를 절대 기준으로 삼지 않았고, 대조 자체를 수행하지 않았다. 전세가율은 분모 정의·시점·거래 필터에 따라 값이 3.6%p 이동하므로, 대조를 하면 차이가 파이프라인에서 왔는지 정의에서 왔는지 분리할 수 없다. 또한 T3의 조인 매칭률은 0.634로 37%가 매칭되지 않았다 — 단지명 표기 불일치 때문이며 계약은 단지명을 canonical 키로 정규화하지 않는다. 따라서 T3의 값은 매칭된 부분집합에 대한 것이다.</w:t>
+      </w:r>
+    </w:p>
+    <w:p>
+      <w:pPr>
+        <w:spacing w:after="60" w:line="240"/>
+        <w:jc w:val="both"/>
+      </w:pPr>
+      <w:r>
+        <w:rPr>
+          <w:rFonts w:ascii="함초롬바탕" w:cs="함초롬바탕" w:eastAsia="함초롬바탕" w:hAnsi="함초롬바탕"/>
+          <w:b/>
+          <w:bCs/>
+          <w:sz w:val="18"/>
+          <w:szCs w:val="18"/>
+        </w:rPr>
+        <w:t xml:space="preserve">외적 타당도와 표본. </w:t>
+      </w:r>
+      <w:r>
+        <w:rPr>
+          <w:rFonts w:ascii="함초롬바탕" w:cs="함초롬바탕" w:eastAsia="함초롬바탕" w:hAnsi="함초롬바탕"/>
+          <w:sz w:val="18"/>
+          <w:szCs w:val="18"/>
+        </w:rPr>
+        <w:t xml:space="preserve">측정은 서울시 3개 데이터셋, 2개 분석 과제, 1대의 장비에 한정된다. 시간 측정은 조건당 5쌍이고 warm-up 1회 뒤 교차 측정했으나, 표본이 작아 추론 통계는 산출하지 않고 쌍별 중앙값만 보고한다. S3·S4에서 관측된 역전은 4개 과제×엔진 셀과 5개 쌍 전부에서 방향이 같았다는 점까지가 근거이며, 그 크기는 장비에 의존한다. 사용자 실험은 수행하지 않았으므로 학습 비용·작성 난이도에 대한 결론은 이 연구의 범위 밖이다.</w:t>
       </w:r>
     </w:p>
     <w:p>
@@ -2755,7 +2905,7 @@
           <w:sz w:val="18"/>
           <w:szCs w:val="18"/>
         </w:rPr>
-        <w:t xml:space="preserve">계약 기반 Medallion 파이프라인을 한국 공공데이터에 적용해, 표준화가 무엇을 바꾸는지, 계층 저장이 무엇을 주고받는지, 고정 계약이 어디서 멈추는지를 정량화했다. 계층화의 재계산 이득은 무조건적이지 않고 무효화 지점에 달려 있으며, 계약의 사각지대 8건 중 5건은 언어가 아니라 선언의 공백이었다.</w:t>
+        <w:t xml:space="preserve">계약 기반 Medallion 파이프라인을 한국 공공데이터에 적용해, 표준화가 무엇을 바꾸는지, 계층 저장이 무엇을 주고받는지, 고정 계약이 어디서 멈추는지를 정량화했다. 세 결과 모두 조건부다. 준비 코드의 감소는 Bronze에서 Silver로 갈 때만 지지되고, 재계산 이득은 무효화가 분석·Gold에 머무를 때만 성립하며, 계약의 오류는 놓치는 쪽과 과도하게 막는 쪽 양방향으로 나타났다(51건 중 13건). 계층화가 무조건 낫다는 결론은 이 측정에서 나오지 않는다.</w:t>
       </w:r>
     </w:p>
     <w:p>
@@ -2793,7 +2943,7 @@
           <w:sz w:val="18"/>
           <w:szCs w:val="18"/>
         </w:rPr>
-        <w:t xml:space="preserve">모든 측정값·스크립트·스냅샷 메타데이터는 공개 저장소에 있으며, 본문의 모든 숫자는 결과 파일에서 생성된 표에서 인용했다.</w:t>
+        <w:t xml:space="preserve">본문의 모든 숫자는 동결된 결과 파일에서 생성된 표에서 인용했고, 결과 파일의 sha256은 빌더·논문 커밋 쌍에 묶여 검사된다. 측정값·실험 코드·계약·스냅샷 메타데이터는 공개 저장소에 있다. 스냅샷 바이트(Parquet 약 197MB)는 크기 때문에 저장소 밖에 별도 게시한다.</w:t>
       </w:r>
     </w:p>
     <w:p>

--- a/manuscript/ACK2026_medallion_draft.docx
+++ b/manuscript/ACK2026_medallion_draft.docx
@@ -149,6 +149,30 @@
           <w:szCs w:val="18"/>
         </w:rPr>
         <w:t xml:space="preserve">(1) 계약 기반 Bronze→Silver→Gold 빌드 엔진 구현 및 공개, (2) 3개 공공데이터셋에 대한 표준화·비용·재현성의 정량 평가, (3) 계약이 무엇을 잡고 무엇을 놓치는지에 대한 통제된 변형 실험.</w:t>
+      </w:r>
+    </w:p>
+    <w:p>
+      <w:pPr>
+        <w:spacing w:after="60" w:line="240"/>
+        <w:jc w:val="both"/>
+      </w:pPr>
+      <w:r>
+        <w:rPr>
+          <w:rFonts w:ascii="함초롬바탕" w:cs="함초롬바탕" w:eastAsia="함초롬바탕" w:hAnsi="함초롬바탕"/>
+          <w:b/>
+          <w:bCs/>
+          <w:sz w:val="18"/>
+          <w:szCs w:val="18"/>
+        </w:rPr>
+        <w:t xml:space="preserve">관련 연구. </w:t>
+      </w:r>
+      <w:r>
+        <w:rPr>
+          <w:rFonts w:ascii="함초롬바탕" w:cs="함초롬바탕" w:eastAsia="함초롬바탕" w:hAnsi="함초롬바탕"/>
+          <w:sz w:val="18"/>
+          <w:szCs w:val="18"/>
+        </w:rPr>
+        <w:t xml:space="preserve">Lakehouse는 데이터 레이크 위에 트랜잭션 계층을 두어 웨어하우스의 보장을 얻는 구조로 제안됐고[1], 그 저장 계층의 ACID 보장은 Delta Lake로 구현됐다[2]. Bronze–Silver–Gold라는 계층 명명은 이 계열에서 실무 패턴으로 굳었으나[3], 계층화가 실제로 무엇을 바꾸는지를 공개 데이터셋 위에서 계층별로 측정한 보고는 찾기 어렵다. 본 연구는 그 측정을 한국 공공데이터에 대해 수행한다.</w:t>
       </w:r>
     </w:p>
     <w:p>
@@ -2973,7 +2997,7 @@
           <w:sz w:val="15"/>
           <w:szCs w:val="15"/>
         </w:rPr>
-        <w:t xml:space="preserve">[1] Databricks, "What is a Medallion Architecture?", 2022.</w:t>
+        <w:t xml:space="preserve">[1] M. Armbrust, A. Ghodsi, R. Xin, M. Zaharia, "Lakehouse: A New Generation of Open Platforms that Unify Data Warehousing and Advanced Analytics," CIDR, 2021.</w:t>
       </w:r>
     </w:p>
     <w:p>
@@ -2987,7 +3011,7 @@
           <w:sz w:val="15"/>
           <w:szCs w:val="15"/>
         </w:rPr>
-        <w:t xml:space="preserve">[2] 공공데이터포털, https://www.data.go.kr</w:t>
+        <w:t xml:space="preserve">[2] M. Armbrust et al., "Delta Lake: High-Performance ACID Table Storage over Cloud Object Stores," PVLDB, 13(12), pp. 3411–3424, 2020.</w:t>
       </w:r>
     </w:p>
     <w:p>
@@ -3001,7 +3025,7 @@
           <w:sz w:val="15"/>
           <w:szCs w:val="15"/>
         </w:rPr>
-        <w:t xml:space="preserve">[3] 서울 열린데이터광장, https://data.seoul.go.kr</w:t>
+        <w:t xml:space="preserve">[3] Databricks, "What is a Medallion Architecture?", 2022.</w:t>
       </w:r>
     </w:p>
     <w:p>
@@ -3015,7 +3039,7 @@
           <w:sz w:val="15"/>
           <w:szCs w:val="15"/>
         </w:rPr>
-        <w:t xml:space="preserve">[4] [빌더·실험 저장소 URL — 공개 후 기입]</w:t>
+        <w:t xml:space="preserve">[4] 공공데이터포털, https://www.data.go.kr / 서울 열린데이터광장, https://data.seoul.go.kr</w:t>
       </w:r>
     </w:p>
     <w:p>
@@ -3029,7 +3053,21 @@
           <w:sz w:val="15"/>
           <w:szCs w:val="15"/>
         </w:rPr>
-        <w:t xml:space="preserve">[5] [Medallion/데이터 품질 관련 국내 선행연구 1~2편 보강 필요]</w:t>
+        <w:t xml:space="preserve">[5] [빌더·실험 저장소 URL — 공개 후 기입]</w:t>
+      </w:r>
+    </w:p>
+    <w:p>
+      <w:pPr>
+        <w:spacing w:after="20" w:line="240"/>
+        <w:jc w:val="both"/>
+      </w:pPr>
+      <w:r>
+        <w:rPr>
+          <w:rFonts w:ascii="함초롬바탕" w:cs="함초롬바탕" w:eastAsia="함초롬바탕" w:hAnsi="함초롬바탕"/>
+          <w:sz w:val="15"/>
+          <w:szCs w:val="15"/>
+        </w:rPr>
+        <w:t xml:space="preserve">[6] [국내 공공데이터 품질·활용 선행연구 1~2편 — 저자 보강]</w:t>
       </w:r>
     </w:p>
     <w:sectPr>

--- a/manuscript/ACK2026_medallion_draft.docx
+++ b/manuscript/ACK2026_medallion_draft.docx
@@ -89,7 +89,7 @@
           <w:sz w:val="18"/>
           <w:szCs w:val="18"/>
         </w:rPr>
-        <w:t xml:space="preserve">공공데이터는 같은 항목이 배포 세대마다 다른 표기로 제공되어, 분석마다 정제 코드를 새로 작성하게 만든다. 본 연구는 Bronze–Silver–Gold 계층과 명시적 Silver 계약을 갖춘 빌드 엔진을 구현하고, 서울시 아파트 실거래·전월세·따릉이 대여 3개 데이터셋(총 6,357,323행)에 적용해 세 가지를 측정했다. (1) 계약이 원천 표현의 무엇을 바꾸는가, (2) 계층을 저장하면 준비 코드와 재계산 비용이 어떻게 달라지는가, (3) 고정된 계약이 무엇을 재현하고 어디서 멈추는가. 계약은 데이터셋에 따라 역할 셀의 22.5~56.8%를 변경했고, 준비 코드는 Bronze 대비 Silver에서 40~32%, Gold에서 90~96% 줄었으며, 네 조건은 동일한 분석 결과에 도달했다. 10회 재빌드는 단일 다이제스트로 수렴했고, 의미를 파괴하는 변형 20건 중 12건은 거부됐으나 8건은 통과했다. 통과한 8건의 분해가 계약 언어의 현재 경계를 보여준다.</w:t>
+        <w:t xml:space="preserve">공공데이터는 같은 항목이 배포 세대마다 다른 표기로 제공되어, 분석마다 정제 코드를 새로 작성하게 만든다. 본 연구는 Bronze–Silver–Gold 계층과 명시적 Silver 계약을 갖춘 빌드 엔진을 구현하고, 서울시 아파트 실거래·전월세·따릉이 대여 3개 데이터셋(총 6,357,323행)에 적용해 세 가지를 측정했다. (1) 계약이 원천 표현의 무엇을 바꾸는가, (2) 계층을 저장하면 준비 코드와 재계산 비용이 어떻게 달라지는가, (3) 고정된 계약이 무엇을 재현하고 어디서 멈추는가. 계약은 데이터셋에 따라 역할 셀의 22.5~56.8%를 변경했다. 준비 코드는 계측 행을 제외했을 때 Bronze 대비 Silver에서 30~31% 줄었고, 네 조건은 동일한 분석 결과에 도달했다. 재계산은 무효화 지점에 따라 갈려, 분석 수준에서는 계층화가 최대 568배 빨랐으나 Silver 이상이 무효화되면 0.48~0.72배로 느렸다. 10회 재빌드는 단일 다이제스트로 수렴했고, 의미를 파괴하는 변형 20건 중 12건은 거부·8건은 통과했으며, 의미를 보존하는 변형 31건 중에서도 4건의 오거부와 1건의 무음 손상이 나왔다.</w:t>
       </w:r>
     </w:p>
     <w:p>
@@ -149,6 +149,30 @@
           <w:szCs w:val="18"/>
         </w:rPr>
         <w:t xml:space="preserve">(1) 계약 기반 Bronze→Silver→Gold 빌드 엔진 구현 및 공개, (2) 3개 공공데이터셋에 대한 표준화·비용·재현성의 정량 평가, (3) 계약이 무엇을 잡고 무엇을 놓치는지에 대한 통제된 변형 실험.</w:t>
+      </w:r>
+    </w:p>
+    <w:p>
+      <w:pPr>
+        <w:spacing w:after="60" w:line="240"/>
+        <w:jc w:val="both"/>
+      </w:pPr>
+      <w:r>
+        <w:rPr>
+          <w:rFonts w:ascii="함초롬바탕" w:cs="함초롬바탕" w:eastAsia="함초롬바탕" w:hAnsi="함초롬바탕"/>
+          <w:b/>
+          <w:bCs/>
+          <w:sz w:val="18"/>
+          <w:szCs w:val="18"/>
+        </w:rPr>
+        <w:t xml:space="preserve">관련 연구. </w:t>
+      </w:r>
+      <w:r>
+        <w:rPr>
+          <w:rFonts w:ascii="함초롬바탕" w:cs="함초롬바탕" w:eastAsia="함초롬바탕" w:hAnsi="함초롬바탕"/>
+          <w:sz w:val="18"/>
+          <w:szCs w:val="18"/>
+        </w:rPr>
+        <w:t xml:space="preserve">Lakehouse는 데이터 레이크 위에 트랜잭션 계층을 두어 웨어하우스의 보장을 얻는 구조로 제안됐고[1], 그 저장 계층의 ACID 보장은 Delta Lake로 구현됐다[2]. Bronze–Silver–Gold라는 계층 명명은 이 계열에서 실무 패턴으로 굳었으나[3], 계층화가 실제로 무엇을 바꾸는지를 공개 데이터셋 위에서 계층별로 측정한 보고는 찾기 어렵다. 본 연구는 그 측정을 한국 공공데이터에 대해 수행한다.</w:t>
       </w:r>
     </w:p>
     <w:p>
@@ -673,6 +697,30 @@
           <w:szCs w:val="18"/>
         </w:rPr>
         <w:t xml:space="preserve">measurement의 전제는 네 조건이 같은 분석 결과에 도달한다는 것이다. 이를 output_hash 일치로 확인했으며, 이는 연구 질문이 아니라 비용 비교의 타당성 조건이다. 재계산 비용은 무효화 범위를 S1(분석 수준)부터 S4(원천 수준)까지 네 단계로 나누어, pandas와 polars 두 엔진에서 warm-up 1회 후 5회를 교차 측정했다.</w:t>
+      </w:r>
+    </w:p>
+    <w:p>
+      <w:pPr>
+        <w:spacing w:after="60" w:line="240"/>
+        <w:jc w:val="both"/>
+      </w:pPr>
+      <w:r>
+        <w:rPr>
+          <w:rFonts w:ascii="함초롬바탕" w:cs="함초롬바탕" w:eastAsia="함초롬바탕" w:hAnsi="함초롬바탕"/>
+          <w:b/>
+          <w:bCs/>
+          <w:sz w:val="18"/>
+          <w:szCs w:val="18"/>
+        </w:rPr>
+        <w:t xml:space="preserve">준비 코드의 경계. </w:t>
+      </w:r>
+      <w:r>
+        <w:rPr>
+          <w:rFonts w:ascii="함초롬바탕" w:cs="함초롬바탕" w:eastAsia="함초롬바탕" w:hAnsi="함초롬바탕"/>
+          <w:sz w:val="18"/>
+          <w:szCs w:val="18"/>
+        </w:rPr>
+        <w:t xml:space="preserve">어느 행이 "준비"인지를 사후에 판단하지 않기 위해, 각 조건은 prepare() 메서드를 구현하고 계측은 그 메서드와 전용 헬퍼만 센다. 분석 함수는 조건별로 두지 않고 하나를 모든 조건에 그대로 넘긴다. 다만 prepare() 안에는 단계 경계를 기록하는 계측 행(ctx.step)이 조건마다 0~7행 포함되며, 그 수는 변환 단계 수에 비례하므로 조건 간에 균일하지 않다. 따라서 3.2절은 원시 LOC와 계측 행을 뺀 LOC를 함께 보고한다.</w:t>
       </w:r>
     </w:p>
     <w:p>
@@ -1336,7 +1384,31 @@
           <w:sz w:val="18"/>
           <w:szCs w:val="18"/>
         </w:rPr>
-        <w:t xml:space="preserve">준비 코드는 Bronze에서 Silver, Gold로 갈수록 단조 감소했다(T1: 20→12→2 LOC, T3: 50→34→2 LOC). monolithic은 Bronze와 비슷한 규모다(T1 16, T3 46). 네 조건 모두 동일한 output_hash를 산출해 equivalence gate를 통과했다.</w:t>
+        <w:t xml:space="preserve">네 조건 모두 동일한 output_hash를 산출해 equivalence gate를 통과했다. 준비 코드의 원시 LOC는 T1이 20→12→2, T3이 50→34→2로 계층을 올라갈수록 단조 감소했다. 그러나 이 수치에는 조건마다 다른 수의 계측 행이 섞여 있다. 계측 행을 빼면 Bronze→Silver 감소는 T1 13→9행(31%), T3 43→30행(30%)으로, 원시 값이 보여주던 40%·32%보다 작다.</w:t>
+      </w:r>
+    </w:p>
+    <w:p>
+      <w:pPr>
+        <w:spacing w:after="60" w:line="240"/>
+        <w:jc w:val="both"/>
+      </w:pPr>
+      <w:r>
+        <w:rPr>
+          <w:rFonts w:ascii="함초롬바탕" w:cs="함초롬바탕" w:eastAsia="함초롬바탕" w:hAnsi="함초롬바탕"/>
+          <w:b/>
+          <w:bCs/>
+          <w:sz w:val="18"/>
+          <w:szCs w:val="18"/>
+        </w:rPr>
+        <w:t xml:space="preserve">두 가지를 감소로 읽어서는 안 된다. </w:t>
+      </w:r>
+      <w:r>
+        <w:rPr>
+          <w:rFonts w:ascii="함초롬바탕" w:cs="함초롬바탕" w:eastAsia="함초롬바탕" w:hAnsi="함초롬바탕"/>
+          <w:sz w:val="18"/>
+          <w:szCs w:val="18"/>
+        </w:rPr>
+        <w:t xml:space="preserve">첫째, Gold의 2행은 성과가 아니라 정의다 — Gold는 분석 입력 형태로 미리 집계해 둔 계층이므로 준비 코드가 load 한 줄로 줄어드는 것은 동어반복이며, 집계 비용은 사라진 것이 아니라 빌드 시점으로 옮겨갔을 뿐이다. 둘째, monolithic은 원시 LOC로는 Bronze보다 작지만(T1 16 대 20, T3 46 대 50) 계측 행을 빼면 오히려 크거나 비슷하다(T1 15 대 13, T3 45 대 43). 즉 "계층화가 monolithic보다 준비 코드를 줄인다"는 결론은 이 측정으로 지지되지 않는다. 지지되는 것은 Bronze에서 Silver로 갈 때의 감소뿐이다.</w:t>
       </w:r>
     </w:p>
     <w:p>
@@ -2037,7 +2109,7 @@
           <w:sz w:val="18"/>
           <w:szCs w:val="18"/>
         </w:rPr>
-        <w:t xml:space="preserve">결과는 방향이 뚜렷하게 갈린다. 무효화가 분석이나 Gold에만 미치면 계층화가 빠르고(S1에서 최대 567배), Silver 이상이 무효화되면 오히려 느리다(0.48~0.72배). 후자는 계층화가 체크포인트를 쓰고 다시 읽는 비용을 추가로 치르기 때문이며, 이 방향은 4개 과제×엔진 셀과 5개 쌍 전부에서 동일했다. 즉 계층화의 이득은 재계산 빈도가 어디에 몰리는가에 달려 있다.</w:t>
+        <w:t xml:space="preserve">결과는 방향이 뚜렷하게 갈린다. 무효화가 분석이나 Gold에만 미치면 계층화가 빠르고(S1에서 최대 568배), Silver 이상이 무효화되면 오히려 느리다(0.48~0.72배). 후자는 계층화가 체크포인트를 쓰고 다시 읽는 비용을 추가로 치르기 때문이며, 이 방향은 4개 과제×엔진 셀과 5개 쌍 전부에서 동일했다. 즉 계층화의 이득은 재계산 빈도가 어디에 몰리는가에 달려 있다.</w:t>
       </w:r>
     </w:p>
     <w:p>
@@ -2667,7 +2739,31 @@
           <w:sz w:val="18"/>
           <w:szCs w:val="18"/>
         </w:rPr>
-        <w:t xml:space="preserve">통과한 8건의 분해가 이 실험의 핵심이다. 5건은 계약 언어가 표현할 수 있었으나 계약이 선언하지 않은 것이고, 3건만이 언어 자체의 한계다. 즉 무음 통과의 다수는 언어의 결함이 아니라 선언의 공백이며, 이는 도구가 아니라 계약 작성 관행으로 좁힐 수 있는 간격이다.</w:t>
+        <w:t xml:space="preserve">통과한 8건 중 5건은 계약 언어가 표현할 수 있었으나 계약이 선언하지 않은 것이고, 3건은 현재 언어로 표현할 수 없는 것이다. 다만 이 분류는 저자가 사후에 부여한 것이며 "표현 가능"의 기준도 저자가 정했다. 따라서 이 분해는 도구의 성능이 아니라, 남은 간격 중 어디까지가 작성 관행의 문제이고 어디부터가 언어 확장의 요구사항인지를 가르는 진단으로만 읽어야 한다.</w:t>
+      </w:r>
+    </w:p>
+    <w:p>
+      <w:pPr>
+        <w:spacing w:after="60" w:line="240"/>
+        <w:jc w:val="both"/>
+      </w:pPr>
+      <w:r>
+        <w:rPr>
+          <w:rFonts w:ascii="함초롬바탕" w:cs="함초롬바탕" w:eastAsia="함초롬바탕" w:hAnsi="함초롬바탕"/>
+          <w:b/>
+          <w:bCs/>
+          <w:sz w:val="18"/>
+          <w:szCs w:val="18"/>
+        </w:rPr>
+        <w:t xml:space="preserve">반대 방향의 오류. </w:t>
+      </w:r>
+      <w:r>
+        <w:rPr>
+          <w:rFonts w:ascii="함초롬바탕" w:cs="함초롬바탕" w:eastAsia="함초롬바탕" w:hAnsi="함초롬바탕"/>
+          <w:sz w:val="18"/>
+          <w:szCs w:val="18"/>
+        </w:rPr>
+        <w:t xml:space="preserve">의미를 보존하는 변형 31건에서는 26건이 올바르게 수용됐으나, 4건은 잘못 거부됐고(silver의 tabularize 2건, cast 1건, zfill 1건) 1건은 값이 바뀐 채 통과했다(T-P10, 28,777셀). 오거부 4건은 계약이 원천의 정상적인 표기 변이를 과도하게 좁게 선언한 경우로, 운영에서는 멀쩡한 세대를 거부하는 비용으로 나타난다. 무음 손상 1건은 거부 실패 8건과 같은 성격의 사각지대다. 요약하면 이 계약은 51건 중 38건에서 옳았고, 13건에서 틀렸으며, 그 틀림은 양방향이다.</w:t>
       </w:r>
     </w:p>
     <w:p>
@@ -2694,10 +2790,20 @@
       <w:r>
         <w:rPr>
           <w:rFonts w:ascii="함초롬바탕" w:cs="함초롬바탕" w:eastAsia="함초롬바탕" w:hAnsi="함초롬바탕"/>
-          <w:sz w:val="18"/>
-          <w:szCs w:val="18"/>
-        </w:rPr>
-        <w:t xml:space="preserve">T3의 조인 매칭률은 0.634로, 실거래와 전월세의 37%가 매칭되지 않았다. 원인은 두 원천의 단지명 표기 불일치이며, 계약은 단지명을 canonical 키로 정규화하지 않는다. 따라서 T3의 전세가율은 매칭된 부분집합에 대한 값이며, 서울시 전체를 대표하지 않는다.</w:t>
+          <w:b/>
+          <w:bCs/>
+          <w:sz w:val="18"/>
+          <w:szCs w:val="18"/>
+        </w:rPr>
+        <w:t xml:space="preserve">구성 타당도. </w:t>
+      </w:r>
+      <w:r>
+        <w:rPr>
+          <w:rFonts w:ascii="함초롬바탕" w:cs="함초롬바탕" w:eastAsia="함초롬바탕" w:hAnsi="함초롬바탕"/>
+          <w:sz w:val="18"/>
+          <w:szCs w:val="18"/>
+        </w:rPr>
+        <w:t xml:space="preserve">LOC는 개발 비용을 대표하지 않는다. 그래서 LOC 단독이 아니라 함수 수·변환 단계 수·실행 시간을 함께 보고했고, 3.2절에서 보듯 지표에 따라 결론이 달라진다 — 원시 LOC는 monolithic이 더 작다고, 계측 행을 뺀 LOC는 그렇지 않다고 말한다. 인적 노력에 대한 주장은 하지 않는다.</w:t>
       </w:r>
     </w:p>
     <w:p>
@@ -2708,10 +2814,20 @@
       <w:r>
         <w:rPr>
           <w:rFonts w:ascii="함초롬바탕" w:cs="함초롬바탕" w:eastAsia="함초롬바탕" w:hAnsi="함초롬바탕"/>
-          <w:sz w:val="18"/>
-          <w:szCs w:val="18"/>
-        </w:rPr>
-        <w:t xml:space="preserve">외부 공개 통계와의 대조는 수행하지 않았다. 전세가율은 분모(보증금/매매가)와 시점, 거래 필터를 어떻게 정의하느냐에 따라 값이 3.6%p 이동한다. 이 조건에서 대조를 수행하면 차이가 파이프라인에서 왔는지 정의에서 왔는지 분리할 수 없다.</w:t>
+          <w:b/>
+          <w:bCs/>
+          <w:sz w:val="18"/>
+          <w:szCs w:val="18"/>
+        </w:rPr>
+        <w:t xml:space="preserve">내적 타당도. </w:t>
+      </w:r>
+      <w:r>
+        <w:rPr>
+          <w:rFonts w:ascii="함초롬바탕" w:cs="함초롬바탕" w:eastAsia="함초롬바탕" w:hAnsi="함초롬바탕"/>
+          <w:sz w:val="18"/>
+          <w:szCs w:val="18"/>
+        </w:rPr>
+        <w:t xml:space="preserve">Gold가 분석의 답을 미리 담고 있으면 Gold에 유리한 실험이 된다. 이를 막기 위해 분석 함수는 조건별로 두지 않고 하나를 네 조건 모두에 그대로 넘겼으며, Gold에는 재사용 가능한 집계(자치구×월)까지만 두고 추세·전세가율 같은 최종 산출은 분석 함수에 남겼다. 그럼에도 Gold의 준비 코드 2행은 성과가 아니라 이 설계의 정의상 귀결이므로 감소 폭에서 제외해 읽어야 한다.</w:t>
       </w:r>
     </w:p>
     <w:p>
@@ -2722,10 +2838,68 @@
       <w:r>
         <w:rPr>
           <w:rFonts w:ascii="함초롬바탕" w:cs="함초롬바탕" w:eastAsia="함초롬바탕" w:hAnsi="함초롬바탕"/>
-          <w:sz w:val="18"/>
-          <w:szCs w:val="18"/>
-        </w:rPr>
-        <w:t xml:space="preserve">측정 대상은 서울시 3개 데이터셋과 2개 분석 과제로 한정된다. 다른 도메인·다른 배포 주기의 공공데이터로 일반화하려면 추가 측정이 필요하다. 인적 노력에 대한 주장은 하지 않는다 — LOC와 함수 수는 코드 규모의 지표이지 작성 난이도의 지표가 아니다.</w:t>
+          <w:b/>
+          <w:bCs/>
+          <w:sz w:val="18"/>
+          <w:szCs w:val="18"/>
+        </w:rPr>
+        <w:t xml:space="preserve">기준선 편향. </w:t>
+      </w:r>
+      <w:r>
+        <w:rPr>
+          <w:rFonts w:ascii="함초롬바탕" w:cs="함초롬바탕" w:eastAsia="함초롬바탕" w:hAnsi="함초롬바탕"/>
+          <w:sz w:val="18"/>
+          <w:szCs w:val="18"/>
+        </w:rPr>
+        <w:t xml:space="preserve">monolithic을 일부러 비효율적으로 구현하면 계층화가 유리해진다. 이를 막기 위해 monolithic은 특수 경로가 아니라 동일한 변환 헬퍼를 재사용하는 일반 조건으로 구현했고, 중간 산출을 저장하지 않는 것만이 차이다. 네 조건의 output_hash 일치가 이 동일성을 사후 검증한다.</w:t>
+      </w:r>
+    </w:p>
+    <w:p>
+      <w:pPr>
+        <w:spacing w:after="60" w:line="240"/>
+        <w:jc w:val="both"/>
+      </w:pPr>
+      <w:r>
+        <w:rPr>
+          <w:rFonts w:ascii="함초롬바탕" w:cs="함초롬바탕" w:eastAsia="함초롬바탕" w:hAnsi="함초롬바탕"/>
+          <w:b/>
+          <w:bCs/>
+          <w:sz w:val="18"/>
+          <w:szCs w:val="18"/>
+        </w:rPr>
+        <w:t xml:space="preserve">기준 통계 타당도. </w:t>
+      </w:r>
+      <w:r>
+        <w:rPr>
+          <w:rFonts w:ascii="함초롬바탕" w:cs="함초롬바탕" w:eastAsia="함초롬바탕" w:hAnsi="함초롬바탕"/>
+          <w:sz w:val="18"/>
+          <w:szCs w:val="18"/>
+        </w:rPr>
+        <w:t xml:space="preserve">외부 공식 통계를 절대 기준으로 삼지 않았고, 대조 자체를 수행하지 않았다. 전세가율은 분모 정의·시점·거래 필터에 따라 값이 3.6%p 이동하므로, 대조를 하면 차이가 파이프라인에서 왔는지 정의에서 왔는지 분리할 수 없다. 또한 T3의 조인 매칭률은 0.634로 37%가 매칭되지 않았다 — 단지명 표기 불일치 때문이며 계약은 단지명을 canonical 키로 정규화하지 않는다. 따라서 T3의 값은 매칭된 부분집합에 대한 것이다.</w:t>
+      </w:r>
+    </w:p>
+    <w:p>
+      <w:pPr>
+        <w:spacing w:after="60" w:line="240"/>
+        <w:jc w:val="both"/>
+      </w:pPr>
+      <w:r>
+        <w:rPr>
+          <w:rFonts w:ascii="함초롬바탕" w:cs="함초롬바탕" w:eastAsia="함초롬바탕" w:hAnsi="함초롬바탕"/>
+          <w:b/>
+          <w:bCs/>
+          <w:sz w:val="18"/>
+          <w:szCs w:val="18"/>
+        </w:rPr>
+        <w:t xml:space="preserve">외적 타당도와 표본. </w:t>
+      </w:r>
+      <w:r>
+        <w:rPr>
+          <w:rFonts w:ascii="함초롬바탕" w:cs="함초롬바탕" w:eastAsia="함초롬바탕" w:hAnsi="함초롬바탕"/>
+          <w:sz w:val="18"/>
+          <w:szCs w:val="18"/>
+        </w:rPr>
+        <w:t xml:space="preserve">측정은 서울시 3개 데이터셋, 2개 분석 과제, 1대의 장비에 한정된다. 시간 측정은 조건당 5쌍이고 warm-up 1회 뒤 교차 측정했으나, 표본이 작아 추론 통계는 산출하지 않고 쌍별 중앙값만 보고한다. S3·S4에서 관측된 역전은 4개 과제×엔진 셀과 5개 쌍 전부에서 방향이 같았다는 점까지가 근거이며, 그 크기는 장비에 의존한다. 사용자 실험은 수행하지 않았으므로 학습 비용·작성 난이도에 대한 결론은 이 연구의 범위 밖이다.</w:t>
       </w:r>
     </w:p>
     <w:p>
@@ -2755,7 +2929,7 @@
           <w:sz w:val="18"/>
           <w:szCs w:val="18"/>
         </w:rPr>
-        <w:t xml:space="preserve">계약 기반 Medallion 파이프라인을 한국 공공데이터에 적용해, 표준화가 무엇을 바꾸는지, 계층 저장이 무엇을 주고받는지, 고정 계약이 어디서 멈추는지를 정량화했다. 계층화의 재계산 이득은 무조건적이지 않고 무효화 지점에 달려 있으며, 계약의 사각지대 8건 중 5건은 언어가 아니라 선언의 공백이었다.</w:t>
+        <w:t xml:space="preserve">계약 기반 Medallion 파이프라인을 한국 공공데이터에 적용해, 표준화가 무엇을 바꾸는지, 계층 저장이 무엇을 주고받는지, 고정 계약이 어디서 멈추는지를 정량화했다. 세 결과 모두 조건부다. 준비 코드의 감소는 Bronze에서 Silver로 갈 때만 지지되고, 재계산 이득은 무효화가 분석·Gold에 머무를 때만 성립하며, 계약의 오류는 놓치는 쪽과 과도하게 막는 쪽 양방향으로 나타났다(51건 중 13건). 계층화가 무조건 낫다는 결론은 이 측정에서 나오지 않는다.</w:t>
       </w:r>
     </w:p>
     <w:p>
@@ -2793,7 +2967,7 @@
           <w:sz w:val="18"/>
           <w:szCs w:val="18"/>
         </w:rPr>
-        <w:t xml:space="preserve">모든 측정값·스크립트·스냅샷 메타데이터는 공개 저장소에 있으며, 본문의 모든 숫자는 결과 파일에서 생성된 표에서 인용했다.</w:t>
+        <w:t xml:space="preserve">본문의 모든 숫자는 동결된 결과 파일에서 생성된 표에서 인용했고, 결과 파일의 sha256은 빌더·논문 커밋 쌍에 묶여 검사된다. 측정값·실험 코드·계약·스냅샷 메타데이터는 공개 저장소에 있다. 스냅샷 바이트(Parquet 약 197MB)는 크기 때문에 저장소 밖에 별도 게시한다.</w:t>
       </w:r>
     </w:p>
     <w:p>
@@ -2823,7 +2997,7 @@
           <w:sz w:val="15"/>
           <w:szCs w:val="15"/>
         </w:rPr>
-        <w:t xml:space="preserve">[1] Databricks, "What is a Medallion Architecture?", 2022.</w:t>
+        <w:t xml:space="preserve">[1] M. Armbrust, A. Ghodsi, R. Xin, M. Zaharia, "Lakehouse: A New Generation of Open Platforms that Unify Data Warehousing and Advanced Analytics," CIDR, 2021.</w:t>
       </w:r>
     </w:p>
     <w:p>
@@ -2837,7 +3011,7 @@
           <w:sz w:val="15"/>
           <w:szCs w:val="15"/>
         </w:rPr>
-        <w:t xml:space="preserve">[2] 공공데이터포털, https://www.data.go.kr</w:t>
+        <w:t xml:space="preserve">[2] M. Armbrust et al., "Delta Lake: High-Performance ACID Table Storage over Cloud Object Stores," PVLDB, 13(12), pp. 3411–3424, 2020.</w:t>
       </w:r>
     </w:p>
     <w:p>
@@ -2851,7 +3025,7 @@
           <w:sz w:val="15"/>
           <w:szCs w:val="15"/>
         </w:rPr>
-        <w:t xml:space="preserve">[3] 서울 열린데이터광장, https://data.seoul.go.kr</w:t>
+        <w:t xml:space="preserve">[3] Databricks, "What is a Medallion Architecture?", 2022.</w:t>
       </w:r>
     </w:p>
     <w:p>
@@ -2865,7 +3039,7 @@
           <w:sz w:val="15"/>
           <w:szCs w:val="15"/>
         </w:rPr>
-        <w:t xml:space="preserve">[4] [빌더·실험 저장소 URL — 공개 후 기입]</w:t>
+        <w:t xml:space="preserve">[4] 공공데이터포털, https://www.data.go.kr / 서울 열린데이터광장, https://data.seoul.go.kr</w:t>
       </w:r>
     </w:p>
     <w:p>
@@ -2879,7 +3053,21 @@
           <w:sz w:val="15"/>
           <w:szCs w:val="15"/>
         </w:rPr>
-        <w:t xml:space="preserve">[5] [Medallion/데이터 품질 관련 국내 선행연구 1~2편 보강 필요]</w:t>
+        <w:t xml:space="preserve">[5] [빌더·실험 저장소 URL — 공개 후 기입]</w:t>
+      </w:r>
+    </w:p>
+    <w:p>
+      <w:pPr>
+        <w:spacing w:after="20" w:line="240"/>
+        <w:jc w:val="both"/>
+      </w:pPr>
+      <w:r>
+        <w:rPr>
+          <w:rFonts w:ascii="함초롬바탕" w:cs="함초롬바탕" w:eastAsia="함초롬바탕" w:hAnsi="함초롬바탕"/>
+          <w:sz w:val="15"/>
+          <w:szCs w:val="15"/>
+        </w:rPr>
+        <w:t xml:space="preserve">[6] [국내 공공데이터 품질·활용 선행연구 1~2편 — 저자 보강]</w:t>
       </w:r>
     </w:p>
     <w:sectPr>

--- a/manuscript/ACK2026_medallion_draft.docx
+++ b/manuscript/ACK2026_medallion_draft.docx
@@ -172,7 +172,7 @@
           <w:sz w:val="18"/>
           <w:szCs w:val="18"/>
         </w:rPr>
-        <w:t xml:space="preserve">Lakehouse는 데이터 레이크 위에 트랜잭션 계층을 두어 웨어하우스의 보장을 얻는 구조로 제안됐고[1], 그 저장 계층의 ACID 보장은 Delta Lake로 구현됐다[2]. Bronze–Silver–Gold라는 계층 명명은 이 계열에서 실무 패턴으로 굳었으나[3], 계층화가 실제로 무엇을 바꾸는지를 공개 데이터셋 위에서 계층별로 측정한 보고는 찾기 어렵다. 본 연구는 그 측정을 한국 공공데이터에 대해 수행한다.</w:t>
+        <w:t xml:space="preserve">Lakehouse는 데이터 레이크 위에 트랜잭션 계층을 두어 웨어하우스의 보장을 얻는 구조로 제안됐고[1], 그 저장 계층의 ACID 보장은 Delta Lake로 구현됐다[2]. Bronze–Silver–Gold라는 계층 명명은 이 계열에서 실무 패턴으로 굳었다[3]. 한편 국내에서는 공개데이터의 품질을 공공성·활용성·신뢰성·적합성 같은 특성으로 규정하거나[4], 개방표준 데이터를 대상으로 품질을 평가한 연구가 있다[5]. 두 갈래는 각각 저장 구조와 데이터 품질을 다루지만, 원천에서 분석용 데이터에 이르는 계층형 파이프라인이 표현·비용·재현성에 무엇을 하는지를 실제 공개 데이터셋 위에서 계층별로 측정한 보고는 찾기 어렵다. 본 연구는 그 측정을 수행한다.</w:t>
       </w:r>
     </w:p>
     <w:p>
@@ -3039,7 +3039,7 @@
           <w:sz w:val="15"/>
           <w:szCs w:val="15"/>
         </w:rPr>
-        <w:t xml:space="preserve">[4] 공공데이터포털, https://www.data.go.kr / 서울 열린데이터광장, https://data.seoul.go.kr</w:t>
+        <w:t xml:space="preserve">[4] 박고은, 김창재, "공공개방데이터 품질 특성에 관한 연구," 디지털융복합연구, 13(10), pp. 135–146, 2015.</w:t>
       </w:r>
     </w:p>
     <w:p>
@@ -3053,7 +3053,7 @@
           <w:sz w:val="15"/>
           <w:szCs w:val="15"/>
         </w:rPr>
-        <w:t xml:space="preserve">[5] [빌더·실험 저장소 URL — 공개 후 기입]</w:t>
+        <w:t xml:space="preserve">[5] 김학래, "공공데이터 개방표준 데이터의 품질평가," 한국콘텐츠학회논문지, 20(9), pp. 439–447, 2020.</w:t>
       </w:r>
     </w:p>
     <w:p>
@@ -3067,7 +3067,21 @@
           <w:sz w:val="15"/>
           <w:szCs w:val="15"/>
         </w:rPr>
-        <w:t xml:space="preserve">[6] [국내 공공데이터 품질·활용 선행연구 1~2편 — 저자 보강]</w:t>
+        <w:t xml:space="preserve">[6] 공공데이터포털, https://www.data.go.kr / 서울 열린데이터광장, https://data.seoul.go.kr</w:t>
+      </w:r>
+    </w:p>
+    <w:p>
+      <w:pPr>
+        <w:spacing w:after="20" w:line="240"/>
+        <w:jc w:val="both"/>
+      </w:pPr>
+      <w:r>
+        <w:rPr>
+          <w:rFonts w:ascii="함초롬바탕" w:cs="함초롬바탕" w:eastAsia="함초롬바탕" w:hAnsi="함초롬바탕"/>
+          <w:sz w:val="15"/>
+          <w:szCs w:val="15"/>
+        </w:rPr>
+        <w:t xml:space="preserve">[7] [빌더·실험 저장소 URL — 공개 후 기입]</w:t>
       </w:r>
     </w:p>
     <w:sectPr>
